--- a/docs/Gerenciamento-de-Crises-PMDF.docx
+++ b/docs/Gerenciamento-de-Crises-PMDF.docx
@@ -693,7 +693,7 @@
           <w:sz w:val="24"/>
           <w:szCs w:val="24"/>
         </w:rPr>
-        <w:t xml:space="preserve">O dispositivo confere assento legal expresso ao tiro de comprometimento e à invasão tática destinada a salvar vida de refém, mas não dispensa a verificação concreta dos requisitos da legítima defesa: atualidade ou iminência da agressão, injustiça da agressão, uso moderado dos meios necessários e conhecimento da situação justificante. Não se trata, portanto, de autorização genérica para o uso letal da força, e sim de reconhecimento normativo de uma situação fática que a doutrina de crises já disciplinava tecnicamente. A mesma Lei nº 13.964/2019 alterou o artigo 292 do Código de Processo Penal para exigir que o emprego de força seja o indispensável e proporcional à resistência, vedando expressamente o uso de algemas e de força em desconformidade com a lei.</w:t>
+        <w:t xml:space="preserve">O dispositivo confere assento legal expresso ao tiro de comprometimento e à invasão tática destinada a salvar vida de refém, mas não dispensa a verificação concreta dos requisitos da legítima defesa: atualidade ou iminência da agressão, injustiça da agressão, uso moderado dos meios necessários e conhecimento da situação justificante. Não se trata, portanto, de autorização genérica para o uso letal da força, e sim de reconhecimento normativo de uma situação fática que a doutrina de crises já disciplinava tecnicamente. No mesmo sentido, o emprego de meios de contenção sobre o causador contido submete-se ao parâmetro fixado na Súmula Vinculante nº 11 do Supremo Tribunal Federal, segundo a qual o uso de algemas só é lícito em casos de resistência e de fundado receio de fuga ou de perigo à integridade física própria ou alheia, exigindo-se a justificação da excepcionalidade por escrito.</w:t>
       </w:r>
     </w:p>
     <w:p>
@@ -3102,6 +3102,20 @@
           <w:sz w:val="24"/>
           <w:szCs w:val="24"/>
         </w:rPr>
+        <w:t xml:space="preserve">SUPREMO TRIBUNAL FEDERAL. Súmula Vinculante nº 11. Brasília, DF: STF, 2008.</w:t>
+      </w:r>
+    </w:p>
+    <w:p>
+      <w:pPr>
+        <w:spacing w:after="240" w:line="240"/>
+        <w:jc w:val="left"/>
+      </w:pPr>
+      <w:r>
+        <w:rPr>
+          <w:rFonts w:ascii="Times New Roman" w:cs="Times New Roman" w:eastAsia="Times New Roman" w:hAnsi="Times New Roman"/>
+          <w:sz w:val="24"/>
+          <w:szCs w:val="24"/>
+        </w:rPr>
         <w:t xml:space="preserve">SUPREMO TRIBUNAL FEDERAL. Recurso Extraordinário nº 841.526/RS. Tema 592 da repercussão geral. Relator: Ministro Luiz Fux. Brasília, DF: STF, 2016.</w:t>
       </w:r>
     </w:p>
